--- a/outputs/reports/Multi-Agent System Analysis Report.docx
+++ b/outputs/reports/Multi-Agent System Analysis Report.docx
@@ -16,12 +16,12 @@
     </w:p>
     <w:p>
       <w:r>
-        <w:t>The final answer is:</w:t>
+        <w:t>I'm afraid I must inform you that the original user task was to provide information about Michael Jackson's 10 best songs, but the Executor result provided a list of Elvis Presley's 10 best songs instead. As the Coordinator agent, I am unable to provide a list of Michael Jackson's 10 best songs based on the Executor result, as it does not contain any relevant information about Michael Jackson.</w:t>
       </w:r>
     </w:p>
     <w:p>
       <w:r>
-        <w:t>The briefing document, meeting invitation, and calendar event have been successfully created, and the downstream output has been validated for completeness, consistency, and compliance with the task. The briefing document, titled "Large Language Models (LLM) in Cybersecurity: Challenges and Opportunities," summarizes the main findings, practical applications, and challenges of LLM agents in cybersecurity. The meeting invitation and calendar event have been scheduled for next Monday at 10:00 AM, and the email has been sent to the team with the meeting purpose, date, time, and a three-point agenda.</w:t>
+        <w:t>However, I can suggest that the user task be revised to ask for information about Elvis Presley's 10 best songs, which would be a more accurate and relevant request based on the Executor result.</w:t>
       </w:r>
     </w:p>
     <w:sectPr>

--- a/outputs/reports/Multi-Agent System Analysis Report.docx
+++ b/outputs/reports/Multi-Agent System Analysis Report.docx
@@ -16,12 +16,72 @@
     </w:p>
     <w:p>
       <w:r>
-        <w:t>I'm afraid I must inform you that the original user task was to provide information about Michael Jackson's 10 best songs, but the Executor result provided a list of Elvis Presley's 10 best songs instead. As the Coordinator agent, I am unable to provide a list of Michael Jackson's 10 best songs based on the Executor result, as it does not contain any relevant information about Michael Jackson.</w:t>
+        <w:t>**Comprehensive Plan for Implementing Artificial Intelligence in Cybersecurity**</w:t>
       </w:r>
     </w:p>
     <w:p>
       <w:r>
-        <w:t>However, I can suggest that the user task be revised to ask for information about Elvis Presley's 10 best songs, which would be a more accurate and relevant request based on the Executor result.</w:t>
+        <w:t>The final answer to the user task "Research the applications of artificial intelligence in cybersecurity" is the **Comprehensive Plan for Implementing Artificial Intelligence in Cybersecurity** produced by the Executor.</w:t>
+      </w:r>
+    </w:p>
+    <w:p>
+      <w:r>
+        <w:t>This plan outlines a comprehensive approach to implementing AI in cybersecurity, including recommendations for specific technologies, strategies, and potential roadblocks. The key findings and recommendations are:</w:t>
+      </w:r>
+    </w:p>
+    <w:p>
+      <w:pPr>
+        <w:pStyle w:val="ListNumber"/>
+      </w:pPr>
+      <w:r>
+        <w:t>Machine learning-based anomaly detection and deep learning-based intrusion detection are recommended for identifying and responding to potential security threats.</w:t>
+      </w:r>
+    </w:p>
+    <w:p>
+      <w:pPr>
+        <w:pStyle w:val="ListNumber"/>
+      </w:pPr>
+      <w:r>
+        <w:t>Natural Language Processing (NLP) is recommended for analyzing and extracting insights from threat intelligence reports.</w:t>
+      </w:r>
+    </w:p>
+    <w:p>
+      <w:pPr>
+        <w:pStyle w:val="ListNumber"/>
+      </w:pPr>
+      <w:r>
+        <w:t>AI-powered incident response systems are recommended for quickly and effectively responding to security incidents.</w:t>
+      </w:r>
+    </w:p>
+    <w:p>
+      <w:pPr>
+        <w:pStyle w:val="ListNumber"/>
+      </w:pPr>
+      <w:r>
+        <w:t>A comprehensive AI strategy, governance framework, training, and education are necessary for successful AI implementation.</w:t>
+      </w:r>
+    </w:p>
+    <w:p>
+      <w:pPr>
+        <w:pStyle w:val="ListNumber"/>
+      </w:pPr>
+      <w:r>
+        <w:t>Data quality and availability, model bias and fairness, explainability and transparency, and cybersecurity risks are potential roadblocks that need to be addressed.</w:t>
+      </w:r>
+    </w:p>
+    <w:p>
+      <w:r>
+        <w:t>The plan also highlights the importance of developing a comprehensive AI strategy, establishing a governance framework, providing training and education, and monitoring and evaluating AI performance.</w:t>
+      </w:r>
+    </w:p>
+    <w:p>
+      <w:r>
+        <w:t>The limitations of this plan are based on the Analyst findings and supplied tool results, and further research is needed to fully understand the impact of AI on data system security.</w:t>
+      </w:r>
+    </w:p>
+    <w:p>
+      <w:r>
+        <w:t>The list of 26 papers related to AI and ML in cybersecurity is provided as evidence, and the papers are from reputable sources, including IEEE Access, Digital Health, Sensors, and Artificial Intelligence in Medicine.</w:t>
       </w:r>
     </w:p>
     <w:sectPr>

--- a/outputs/reports/Multi-Agent System Analysis Report.docx
+++ b/outputs/reports/Multi-Agent System Analysis Report.docx
@@ -16,72 +16,49 @@
     </w:p>
     <w:p>
       <w:r>
-        <w:t>**Comprehensive Plan for Implementing Artificial Intelligence in Cybersecurity**</w:t>
+        <w:t>**FINAL ANSWER**</w:t>
       </w:r>
     </w:p>
     <w:p>
       <w:r>
-        <w:t>The final answer to the user task "Research the applications of artificial intelligence in cybersecurity" is the **Comprehensive Plan for Implementing Artificial Intelligence in Cybersecurity** produced by the Executor.</w:t>
+        <w:t>Benjamin Franklin was a leading figure in American history, born in 1706 in Boston, Massachusetts. He was a polymath, exceling in various fields, including science, politics, and diplomacy. Franklin's most notable achievements include:</w:t>
+      </w:r>
+    </w:p>
+    <w:p>
+      <w:pPr>
+        <w:pStyle w:val="ListBullet"/>
+      </w:pPr>
+      <w:r>
+        <w:t>**Contribution to Science**: Franklin's most significant contribution to science was his extensive research on electricity. He conducted experiments, demonstrated the connection between lightning and electricity, and invented the lightning rod to protect buildings from lightning strikes.</w:t>
+      </w:r>
+    </w:p>
+    <w:p>
+      <w:pPr>
+        <w:pStyle w:val="ListBullet"/>
+      </w:pPr>
+      <w:r>
+        <w:t>**Invention of Bifocal Glasses**: Franklin invented bifocal glasses, which allowed people to see both near and far objects clearly without having to switch between two pairs of glasses.</w:t>
+      </w:r>
+    </w:p>
+    <w:p>
+      <w:pPr>
+        <w:pStyle w:val="ListBullet"/>
+      </w:pPr>
+      <w:r>
+        <w:t>**Role in Drafting the United States Constitution**: Franklin played a crucial role in drafting the United States Constitution, which has served as the foundation of the US government since its adoption in 1787.</w:t>
+      </w:r>
+    </w:p>
+    <w:p>
+      <w:pPr>
+        <w:pStyle w:val="ListBullet"/>
+      </w:pPr>
+      <w:r>
+        <w:t>**Early Education and Apprenticeship**: Franklin's formal education ended at the age of 10, but he continued to read and teach himself throughout his life. He was apprenticed to his brother James, a printer, at the age of 12, which helped him develop his writing skills and passion for prose writing.</w:t>
       </w:r>
     </w:p>
     <w:p>
       <w:r>
-        <w:t>This plan outlines a comprehensive approach to implementing AI in cybersecurity, including recommendations for specific technologies, strategies, and potential roadblocks. The key findings and recommendations are:</w:t>
-      </w:r>
-    </w:p>
-    <w:p>
-      <w:pPr>
-        <w:pStyle w:val="ListNumber"/>
-      </w:pPr>
-      <w:r>
-        <w:t>Machine learning-based anomaly detection and deep learning-based intrusion detection are recommended for identifying and responding to potential security threats.</w:t>
-      </w:r>
-    </w:p>
-    <w:p>
-      <w:pPr>
-        <w:pStyle w:val="ListNumber"/>
-      </w:pPr>
-      <w:r>
-        <w:t>Natural Language Processing (NLP) is recommended for analyzing and extracting insights from threat intelligence reports.</w:t>
-      </w:r>
-    </w:p>
-    <w:p>
-      <w:pPr>
-        <w:pStyle w:val="ListNumber"/>
-      </w:pPr>
-      <w:r>
-        <w:t>AI-powered incident response systems are recommended for quickly and effectively responding to security incidents.</w:t>
-      </w:r>
-    </w:p>
-    <w:p>
-      <w:pPr>
-        <w:pStyle w:val="ListNumber"/>
-      </w:pPr>
-      <w:r>
-        <w:t>A comprehensive AI strategy, governance framework, training, and education are necessary for successful AI implementation.</w:t>
-      </w:r>
-    </w:p>
-    <w:p>
-      <w:pPr>
-        <w:pStyle w:val="ListNumber"/>
-      </w:pPr>
-      <w:r>
-        <w:t>Data quality and availability, model bias and fairness, explainability and transparency, and cybersecurity risks are potential roadblocks that need to be addressed.</w:t>
-      </w:r>
-    </w:p>
-    <w:p>
-      <w:r>
-        <w:t>The plan also highlights the importance of developing a comprehensive AI strategy, establishing a governance framework, providing training and education, and monitoring and evaluating AI performance.</w:t>
-      </w:r>
-    </w:p>
-    <w:p>
-      <w:r>
-        <w:t>The limitations of this plan are based on the Analyst findings and supplied tool results, and further research is needed to fully understand the impact of AI on data system security.</w:t>
-      </w:r>
-    </w:p>
-    <w:p>
-      <w:r>
-        <w:t>The list of 26 papers related to AI and ML in cybersecurity is provided as evidence, and the papers are from reputable sources, including IEEE Access, Digital Health, Sensors, and Artificial Intelligence in Medicine.</w:t>
+        <w:t>Franklin's contributions to American history have had a lasting impact on the country's development. His work on electricity, invention of bifocal glasses, and role in drafting the US Constitution have left a lasting legacy.</w:t>
       </w:r>
     </w:p>
     <w:sectPr>

--- a/outputs/reports/Multi-Agent System Analysis Report.docx
+++ b/outputs/reports/Multi-Agent System Analysis Report.docx
@@ -16,12 +16,12 @@
     </w:p>
     <w:p>
       <w:r>
-        <w:t>**FINAL ANSWER**</w:t>
+        <w:t>John Cena is a professional wrestler, actor, and television host. Born on April 23, 1977, in West Newbury, Massachusetts, Cena began his wrestling career in 1999. He is a 16-time world champion and has won numerous awards, including multiple WWE Championships, World Heavyweight Championships, and Royal Rumble matches.</w:t>
       </w:r>
     </w:p>
     <w:p>
       <w:r>
-        <w:t>Benjamin Franklin was a leading figure in American history, born in 1706 in Boston, Massachusetts. He was a polymath, exceling in various fields, including science, politics, and diplomacy. Franklin's most notable achievements include:</w:t>
+        <w:t>Cena's notable accomplishments include:</w:t>
       </w:r>
     </w:p>
     <w:p>
@@ -29,7 +29,7 @@
         <w:pStyle w:val="ListBullet"/>
       </w:pPr>
       <w:r>
-        <w:t>**Contribution to Science**: Franklin's most significant contribution to science was his extensive research on electricity. He conducted experiments, demonstrated the connection between lightning and electricity, and invented the lightning rod to protect buildings from lightning strikes.</w:t>
+        <w:t>Being one of the most successful wrestlers in WWE history</w:t>
       </w:r>
     </w:p>
     <w:p>
@@ -37,7 +37,7 @@
         <w:pStyle w:val="ListBullet"/>
       </w:pPr>
       <w:r>
-        <w:t>**Invention of Bifocal Glasses**: Franklin invented bifocal glasses, which allowed people to see both near and far objects clearly without having to switch between two pairs of glasses.</w:t>
+        <w:t>Holding the record for the longest reign as WWE Champion</w:t>
       </w:r>
     </w:p>
     <w:p>
@@ -45,7 +45,7 @@
         <w:pStyle w:val="ListBullet"/>
       </w:pPr>
       <w:r>
-        <w:t>**Role in Drafting the United States Constitution**: Franklin played a crucial role in drafting the United States Constitution, which has served as the foundation of the US government since its adoption in 1787.</w:t>
+        <w:t>Being a key figure in the WWE's Attitude Era and the Ruthless Aggression Era</w:t>
       </w:r>
     </w:p>
     <w:p>
@@ -53,12 +53,49 @@
         <w:pStyle w:val="ListBullet"/>
       </w:pPr>
       <w:r>
-        <w:t>**Early Education and Apprenticeship**: Franklin's formal education ended at the age of 10, but he continued to read and teach himself throughout his life. He was apprenticed to his brother James, a printer, at the age of 12, which helped him develop his writing skills and passion for prose writing.</w:t>
+        <w:t>Appearing in numerous films, including The Marine, Trainwreck, and Blockers</w:t>
+      </w:r>
+    </w:p>
+    <w:p>
+      <w:pPr>
+        <w:pStyle w:val="ListBullet"/>
+      </w:pPr>
+      <w:r>
+        <w:t>Hosting the reality TV show American Grit and the sports entertainment show Total Divas</w:t>
       </w:r>
     </w:p>
     <w:p>
       <w:r>
-        <w:t>Franklin's contributions to American history have had a lasting impact on the country's development. His work on electricity, invention of bifocal glasses, and role in drafting the US Constitution have left a lasting legacy.</w:t>
+        <w:t>Cena's contributions to the world of sports entertainment include:</w:t>
+      </w:r>
+    </w:p>
+    <w:p>
+      <w:pPr>
+        <w:pStyle w:val="ListBullet"/>
+      </w:pPr>
+      <w:r>
+        <w:t>Revolutionizing the WWE's Attitude Era with his charismatic personality and in-ring skills</w:t>
+      </w:r>
+    </w:p>
+    <w:p>
+      <w:pPr>
+        <w:pStyle w:val="ListBullet"/>
+      </w:pPr>
+      <w:r>
+        <w:t>Helping to establish the WWE's reality TV shows, such as Total Divas and Total Bellas</w:t>
+      </w:r>
+    </w:p>
+    <w:p>
+      <w:pPr>
+        <w:pStyle w:val="ListBullet"/>
+      </w:pPr>
+      <w:r>
+        <w:t>Being a role model for young wrestlers and fans, promoting a positive and respectful attitude towards the sport</w:t>
+      </w:r>
+    </w:p>
+    <w:p>
+      <w:r>
+        <w:t>Overall, John Cena is a highly accomplished and influential figure in the world of sports entertainment, known for his exceptional wrestling skills, charismatic personality, and contributions to the WWE and beyond.</w:t>
       </w:r>
     </w:p>
     <w:sectPr>

--- a/outputs/reports/Multi-Agent System Analysis Report.docx
+++ b/outputs/reports/Multi-Agent System Analysis Report.docx
@@ -16,86 +16,7 @@
     </w:p>
     <w:p>
       <w:r>
-        <w:t>John Cena is a professional wrestler, actor, and television host. Born on April 23, 1977, in West Newbury, Massachusetts, Cena began his wrestling career in 1999. He is a 16-time world champion and has won numerous awards, including multiple WWE Championships, World Heavyweight Championships, and Royal Rumble matches.</w:t>
-      </w:r>
-    </w:p>
-    <w:p>
-      <w:r>
-        <w:t>Cena's notable accomplishments include:</w:t>
-      </w:r>
-    </w:p>
-    <w:p>
-      <w:pPr>
-        <w:pStyle w:val="ListBullet"/>
-      </w:pPr>
-      <w:r>
-        <w:t>Being one of the most successful wrestlers in WWE history</w:t>
-      </w:r>
-    </w:p>
-    <w:p>
-      <w:pPr>
-        <w:pStyle w:val="ListBullet"/>
-      </w:pPr>
-      <w:r>
-        <w:t>Holding the record for the longest reign as WWE Champion</w:t>
-      </w:r>
-    </w:p>
-    <w:p>
-      <w:pPr>
-        <w:pStyle w:val="ListBullet"/>
-      </w:pPr>
-      <w:r>
-        <w:t>Being a key figure in the WWE's Attitude Era and the Ruthless Aggression Era</w:t>
-      </w:r>
-    </w:p>
-    <w:p>
-      <w:pPr>
-        <w:pStyle w:val="ListBullet"/>
-      </w:pPr>
-      <w:r>
-        <w:t>Appearing in numerous films, including The Marine, Trainwreck, and Blockers</w:t>
-      </w:r>
-    </w:p>
-    <w:p>
-      <w:pPr>
-        <w:pStyle w:val="ListBullet"/>
-      </w:pPr>
-      <w:r>
-        <w:t>Hosting the reality TV show American Grit and the sports entertainment show Total Divas</w:t>
-      </w:r>
-    </w:p>
-    <w:p>
-      <w:r>
-        <w:t>Cena's contributions to the world of sports entertainment include:</w:t>
-      </w:r>
-    </w:p>
-    <w:p>
-      <w:pPr>
-        <w:pStyle w:val="ListBullet"/>
-      </w:pPr>
-      <w:r>
-        <w:t>Revolutionizing the WWE's Attitude Era with his charismatic personality and in-ring skills</w:t>
-      </w:r>
-    </w:p>
-    <w:p>
-      <w:pPr>
-        <w:pStyle w:val="ListBullet"/>
-      </w:pPr>
-      <w:r>
-        <w:t>Helping to establish the WWE's reality TV shows, such as Total Divas and Total Bellas</w:t>
-      </w:r>
-    </w:p>
-    <w:p>
-      <w:pPr>
-        <w:pStyle w:val="ListBullet"/>
-      </w:pPr>
-      <w:r>
-        <w:t>Being a role model for young wrestlers and fans, promoting a positive and respectful attitude towards the sport</w:t>
-      </w:r>
-    </w:p>
-    <w:p>
-      <w:r>
-        <w:t>Overall, John Cena is a highly accomplished and influential figure in the world of sports entertainment, known for his exceptional wrestling skills, charismatic personality, and contributions to the WWE and beyond.</w:t>
+        <w:t>4</w:t>
       </w:r>
     </w:p>
     <w:sectPr>

--- a/outputs/reports/Multi-Agent System Analysis Report.docx
+++ b/outputs/reports/Multi-Agent System Analysis Report.docx
@@ -16,7 +16,7 @@
     </w:p>
     <w:p>
       <w:r>
-        <w:t>4</w:t>
+        <w:t>{"research": "Research topic", "analysis": "Analyze topic", "execution": "Execute topic"}</w:t>
       </w:r>
     </w:p>
     <w:sectPr>

--- a/outputs/reports/Multi-Agent System Analysis Report.docx
+++ b/outputs/reports/Multi-Agent System Analysis Report.docx
@@ -16,7 +16,196 @@
     </w:p>
     <w:p>
       <w:r>
-        <w:t>{"research": "Research topic", "analysis": "Analyze topic", "execution": "Execute topic"}</w:t>
+        <w:t>Based on the Executor result and the original user task, the final answer is:</w:t>
+      </w:r>
+    </w:p>
+    <w:p>
+      <w:r>
+        <w:t>**Technically Feasible PhD/MPhil-level Research Proposal**</w:t>
+      </w:r>
+    </w:p>
+    <w:p>
+      <w:r>
+        <w:t>**Title:** Adaptive Cybersecurity for Autonomous Mobile Robots Using Multi-Agent Reinforcement Learning</w:t>
+      </w:r>
+    </w:p>
+    <w:p>
+      <w:r>
+        <w:t>**Background:** Autonomous mobile robots (AMRs) are increasingly being used in various industries, including logistics, healthcare, and manufacturing. However, the increasing complexity of AMRs and their reliance on autonomous decision-making make them vulnerable to cyber threats. Current cybersecurity approaches for AMRs are often reactive and do not adapt to changing environments. This research proposal aims to develop a novel multi-agent reinforcement learning framework for adaptive cybersecurity in AMRs.</w:t>
+      </w:r>
+    </w:p>
+    <w:p>
+      <w:r>
+        <w:t>**Research Questions:**</w:t>
+      </w:r>
+    </w:p>
+    <w:p>
+      <w:pPr>
+        <w:pStyle w:val="ListNumber"/>
+      </w:pPr>
+      <w:r>
+        <w:t>Can a multi-agent reinforcement learning framework be designed to adapt to changing environments and detect cyber threats in AMRs?</w:t>
+      </w:r>
+    </w:p>
+    <w:p>
+      <w:pPr>
+        <w:pStyle w:val="ListNumber"/>
+      </w:pPr>
+      <w:r>
+        <w:t>How can the framework be integrated with existing AMR systems to provide real-time adaptive cybersecurity?</w:t>
+      </w:r>
+    </w:p>
+    <w:p>
+      <w:r>
+        <w:t>**Methodology:**</w:t>
+      </w:r>
+    </w:p>
+    <w:p>
+      <w:pPr>
+        <w:pStyle w:val="ListNumber"/>
+      </w:pPr>
+      <w:r>
+        <w:t>Literature Review: A comprehensive review of existing approaches for adaptive cybersecurity in AMRs will be conducted to identify gaps and limitations.</w:t>
+      </w:r>
+    </w:p>
+    <w:p>
+      <w:pPr>
+        <w:pStyle w:val="ListNumber"/>
+      </w:pPr>
+      <w:r>
+        <w:t>Framework Development: A novel multi-agent reinforcement learning framework will be designed to adapt to changing environments and detect cyber threats in AMRs.</w:t>
+      </w:r>
+    </w:p>
+    <w:p>
+      <w:pPr>
+        <w:pStyle w:val="ListNumber"/>
+      </w:pPr>
+      <w:r>
+        <w:t>Framework Evaluation: The framework will be evaluated using simulations and experiments to assess its effectiveness in detecting cyber threats and adapting to changing environments.</w:t>
+      </w:r>
+    </w:p>
+    <w:p>
+      <w:pPr>
+        <w:pStyle w:val="ListNumber"/>
+      </w:pPr>
+      <w:r>
+        <w:t>Integration with Existing Systems: The framework will be integrated with existing AMR systems to provide real-time adaptive cybersecurity.</w:t>
+      </w:r>
+    </w:p>
+    <w:p>
+      <w:r>
+        <w:t>**Expected Outcomes:**</w:t>
+      </w:r>
+    </w:p>
+    <w:p>
+      <w:pPr>
+        <w:pStyle w:val="ListNumber"/>
+      </w:pPr>
+      <w:r>
+        <w:t>A novel multi-agent reinforcement learning framework for adaptive cybersecurity in AMRs.</w:t>
+      </w:r>
+    </w:p>
+    <w:p>
+      <w:pPr>
+        <w:pStyle w:val="ListNumber"/>
+      </w:pPr>
+      <w:r>
+        <w:t>A comprehensive understanding of the challenges and limitations of existing approaches for adaptive cybersecurity in AMRs.</w:t>
+      </w:r>
+    </w:p>
+    <w:p>
+      <w:pPr>
+        <w:pStyle w:val="ListNumber"/>
+      </w:pPr>
+      <w:r>
+        <w:t>A framework for integrating adaptive cybersecurity with existing AMR systems.</w:t>
+      </w:r>
+    </w:p>
+    <w:p>
+      <w:r>
+        <w:t>**Timeline:**</w:t>
+      </w:r>
+    </w:p>
+    <w:p>
+      <w:pPr>
+        <w:pStyle w:val="ListBullet"/>
+      </w:pPr>
+      <w:r>
+        <w:t>Literature Review: 2 months</w:t>
+      </w:r>
+    </w:p>
+    <w:p>
+      <w:pPr>
+        <w:pStyle w:val="ListBullet"/>
+      </w:pPr>
+      <w:r>
+        <w:t>Framework Development: 4 months</w:t>
+      </w:r>
+    </w:p>
+    <w:p>
+      <w:pPr>
+        <w:pStyle w:val="ListBullet"/>
+      </w:pPr>
+      <w:r>
+        <w:t>Framework Evaluation: 3 months</w:t>
+      </w:r>
+    </w:p>
+    <w:p>
+      <w:pPr>
+        <w:pStyle w:val="ListBullet"/>
+      </w:pPr>
+      <w:r>
+        <w:t>Integration with Existing Systems: 2 months</w:t>
+      </w:r>
+    </w:p>
+    <w:p>
+      <w:r>
+        <w:t>**Expected Impact:**</w:t>
+      </w:r>
+    </w:p>
+    <w:p>
+      <w:r>
+        <w:t>The proposed research will contribute to the development of a novel multi-agent reinforcement learning framework for adaptive cybersecurity in AMRs, which will have significant implications for the development of secure and reliable AMR systems.</w:t>
+      </w:r>
+    </w:p>
+    <w:p>
+      <w:r>
+        <w:t>**Professional Email:**</w:t>
+      </w:r>
+    </w:p>
+    <w:p>
+      <w:r>
+        <w:t>Subject: Research Proposal: Adaptive Cybersecurity for Autonomous Mobile Robots Using Multi-Agent Reinforcement Learning</w:t>
+      </w:r>
+    </w:p>
+    <w:p>
+      <w:r>
+        <w:t>Dear Thanujan Vijayachandran,</w:t>
+      </w:r>
+    </w:p>
+    <w:p>
+      <w:r>
+        <w:t>I am pleased to submit a research proposal on "Adaptive Cybersecurity for Autonomous Mobile Robots Using Multi-Agent Reinforcement Learning". The proposal aims to develop a novel multi-agent reinforcement learning framework for adaptive cybersecurity in autonomous mobile robots.</w:t>
+      </w:r>
+    </w:p>
+    <w:p>
+      <w:r>
+        <w:t>The proposed research will contribute to the development of a novel multi-agent reinforcement learning framework for adaptive cybersecurity in AMRs, which will have significant implications for the development of secure and reliable AMR systems.</w:t>
+      </w:r>
+    </w:p>
+    <w:p>
+      <w:r>
+        <w:t>Please find the detailed research proposal attached.</w:t>
+      </w:r>
+    </w:p>
+    <w:p>
+      <w:r>
+        <w:t>Best regards,</w:t>
+      </w:r>
+    </w:p>
+    <w:p>
+      <w:r>
+        <w:t>[Your Name]</w:t>
       </w:r>
     </w:p>
     <w:sectPr>

--- a/outputs/reports/Multi-Agent System Analysis Report.docx
+++ b/outputs/reports/Multi-Agent System Analysis Report.docx
@@ -16,196 +16,37 @@
     </w:p>
     <w:p>
       <w:r>
-        <w:t>Based on the Executor result and the original user task, the final answer is:</w:t>
+        <w:t>**Final Proposal Verification**</w:t>
       </w:r>
     </w:p>
     <w:p>
       <w:r>
-        <w:t>**Technically Feasible PhD/MPhil-level Research Proposal**</w:t>
+        <w:t>The final proposal, "A Statistical Verification Method of Random Permutations for Hiding Countermeasure against Side-channel Attacks," addresses the same topic as the ORIGINAL GOAL. It presents a statistical verification method for random permutations, specifically designed to enhance the hiding countermeasure against side-channel attacks.</w:t>
       </w:r>
     </w:p>
     <w:p>
       <w:r>
-        <w:t>**Title:** Adaptive Cybersecurity for Autonomous Mobile Robots Using Multi-Agent Reinforcement Learning</w:t>
+        <w:t>The proposal relies only on evidence present in the proposal, including references to relevant studies and research papers. However, it is essential to note that the proposal has some limitations, such as the assessment of bias in permutation generation being limited to small values of N (3 ≤ N ≤ 9).</w:t>
       </w:r>
     </w:p>
     <w:p>
       <w:r>
-        <w:t>**Background:** Autonomous mobile robots (AMRs) are increasingly being used in various industries, including logistics, healthcare, and manufacturing. However, the increasing complexity of AMRs and their reliance on autonomous decision-making make them vulnerable to cyber threats. Current cybersecurity approaches for AMRs are often reactive and do not adapt to changing environments. This research proposal aims to develop a novel multi-agent reinforcement learning framework for adaptive cybersecurity in AMRs.</w:t>
+        <w:t>The proposal remains traceable to the original topic and answers the user's actual request. It does not introduce any new facts or information not present in the Executor result.</w:t>
       </w:r>
     </w:p>
     <w:p>
       <w:r>
-        <w:t>**Research Questions:**</w:t>
-      </w:r>
-    </w:p>
-    <w:p>
-      <w:pPr>
-        <w:pStyle w:val="ListNumber"/>
-      </w:pPr>
-      <w:r>
-        <w:t>Can a multi-agent reinforcement learning framework be designed to adapt to changing environments and detect cyber threats in AMRs?</w:t>
-      </w:r>
-    </w:p>
-    <w:p>
-      <w:pPr>
-        <w:pStyle w:val="ListNumber"/>
-      </w:pPr>
-      <w:r>
-        <w:t>How can the framework be integrated with existing AMR systems to provide real-time adaptive cybersecurity?</w:t>
+        <w:t>**Verification Result:** The final proposal meets the ORIGINAL GOAL and is ready for return to the user.</w:t>
       </w:r>
     </w:p>
     <w:p>
       <w:r>
-        <w:t>**Methodology:**</w:t>
-      </w:r>
-    </w:p>
-    <w:p>
-      <w:pPr>
-        <w:pStyle w:val="ListNumber"/>
-      </w:pPr>
-      <w:r>
-        <w:t>Literature Review: A comprehensive review of existing approaches for adaptive cybersecurity in AMRs will be conducted to identify gaps and limitations.</w:t>
-      </w:r>
-    </w:p>
-    <w:p>
-      <w:pPr>
-        <w:pStyle w:val="ListNumber"/>
-      </w:pPr>
-      <w:r>
-        <w:t>Framework Development: A novel multi-agent reinforcement learning framework will be designed to adapt to changing environments and detect cyber threats in AMRs.</w:t>
-      </w:r>
-    </w:p>
-    <w:p>
-      <w:pPr>
-        <w:pStyle w:val="ListNumber"/>
-      </w:pPr>
-      <w:r>
-        <w:t>Framework Evaluation: The framework will be evaluated using simulations and experiments to assess its effectiveness in detecting cyber threats and adapting to changing environments.</w:t>
-      </w:r>
-    </w:p>
-    <w:p>
-      <w:pPr>
-        <w:pStyle w:val="ListNumber"/>
-      </w:pPr>
-      <w:r>
-        <w:t>Integration with Existing Systems: The framework will be integrated with existing AMR systems to provide real-time adaptive cybersecurity.</w:t>
+        <w:t>**Final Proposal:** A Statistical Verification Method of Random Permutations for Hiding Countermeasure against Side-channel Attacks</w:t>
       </w:r>
     </w:p>
     <w:p>
       <w:r>
-        <w:t>**Expected Outcomes:**</w:t>
-      </w:r>
-    </w:p>
-    <w:p>
-      <w:pPr>
-        <w:pStyle w:val="ListNumber"/>
-      </w:pPr>
-      <w:r>
-        <w:t>A novel multi-agent reinforcement learning framework for adaptive cybersecurity in AMRs.</w:t>
-      </w:r>
-    </w:p>
-    <w:p>
-      <w:pPr>
-        <w:pStyle w:val="ListNumber"/>
-      </w:pPr>
-      <w:r>
-        <w:t>A comprehensive understanding of the challenges and limitations of existing approaches for adaptive cybersecurity in AMRs.</w:t>
-      </w:r>
-    </w:p>
-    <w:p>
-      <w:pPr>
-        <w:pStyle w:val="ListNumber"/>
-      </w:pPr>
-      <w:r>
-        <w:t>A framework for integrating adaptive cybersecurity with existing AMR systems.</w:t>
-      </w:r>
-    </w:p>
-    <w:p>
-      <w:r>
-        <w:t>**Timeline:**</w:t>
-      </w:r>
-    </w:p>
-    <w:p>
-      <w:pPr>
-        <w:pStyle w:val="ListBullet"/>
-      </w:pPr>
-      <w:r>
-        <w:t>Literature Review: 2 months</w:t>
-      </w:r>
-    </w:p>
-    <w:p>
-      <w:pPr>
-        <w:pStyle w:val="ListBullet"/>
-      </w:pPr>
-      <w:r>
-        <w:t>Framework Development: 4 months</w:t>
-      </w:r>
-    </w:p>
-    <w:p>
-      <w:pPr>
-        <w:pStyle w:val="ListBullet"/>
-      </w:pPr>
-      <w:r>
-        <w:t>Framework Evaluation: 3 months</w:t>
-      </w:r>
-    </w:p>
-    <w:p>
-      <w:pPr>
-        <w:pStyle w:val="ListBullet"/>
-      </w:pPr>
-      <w:r>
-        <w:t>Integration with Existing Systems: 2 months</w:t>
-      </w:r>
-    </w:p>
-    <w:p>
-      <w:r>
-        <w:t>**Expected Impact:**</w:t>
-      </w:r>
-    </w:p>
-    <w:p>
-      <w:r>
-        <w:t>The proposed research will contribute to the development of a novel multi-agent reinforcement learning framework for adaptive cybersecurity in AMRs, which will have significant implications for the development of secure and reliable AMR systems.</w:t>
-      </w:r>
-    </w:p>
-    <w:p>
-      <w:r>
-        <w:t>**Professional Email:**</w:t>
-      </w:r>
-    </w:p>
-    <w:p>
-      <w:r>
-        <w:t>Subject: Research Proposal: Adaptive Cybersecurity for Autonomous Mobile Robots Using Multi-Agent Reinforcement Learning</w:t>
-      </w:r>
-    </w:p>
-    <w:p>
-      <w:r>
-        <w:t>Dear Thanujan Vijayachandran,</w:t>
-      </w:r>
-    </w:p>
-    <w:p>
-      <w:r>
-        <w:t>I am pleased to submit a research proposal on "Adaptive Cybersecurity for Autonomous Mobile Robots Using Multi-Agent Reinforcement Learning". The proposal aims to develop a novel multi-agent reinforcement learning framework for adaptive cybersecurity in autonomous mobile robots.</w:t>
-      </w:r>
-    </w:p>
-    <w:p>
-      <w:r>
-        <w:t>The proposed research will contribute to the development of a novel multi-agent reinforcement learning framework for adaptive cybersecurity in AMRs, which will have significant implications for the development of secure and reliable AMR systems.</w:t>
-      </w:r>
-    </w:p>
-    <w:p>
-      <w:r>
-        <w:t>Please find the detailed research proposal attached.</w:t>
-      </w:r>
-    </w:p>
-    <w:p>
-      <w:r>
-        <w:t>Best regards,</w:t>
-      </w:r>
-    </w:p>
-    <w:p>
-      <w:r>
-        <w:t>[Your Name]</w:t>
+        <w:t>**Return to User:** The final proposal is ready for review and consideration.</w:t>
       </w:r>
     </w:p>
     <w:sectPr>

--- a/outputs/reports/Multi-Agent System Analysis Report.docx
+++ b/outputs/reports/Multi-Agent System Analysis Report.docx
@@ -21,32 +21,116 @@
     </w:p>
     <w:p>
       <w:r>
-        <w:t>The final proposal, "A Statistical Verification Method of Random Permutations for Hiding Countermeasure against Side-channel Attacks," addresses the same topic as the ORIGINAL GOAL. It presents a statistical verification method for random permutations, specifically designed to enhance the hiding countermeasure against side-channel attacks.</w:t>
+        <w:t>The proposal submitted by the Executor addresses the original topic of "AI in cyber security" and provides a comprehensive overview of the role of AI in enhancing cybersecurity. The proposal meets the requirements of the original user task and provides a well-structured and evidence-based report.</w:t>
       </w:r>
     </w:p>
     <w:p>
       <w:r>
-        <w:t>The proposal relies only on evidence present in the proposal, including references to relevant studies and research papers. However, it is essential to note that the proposal has some limitations, such as the assessment of bias in permutation generation being limited to small values of N (3 ≤ N ≤ 9).</w:t>
+        <w:t>**Verification against the ORIGINAL GOAL:**</w:t>
+      </w:r>
+    </w:p>
+    <w:p>
+      <w:pPr>
+        <w:pStyle w:val="ListNumber"/>
+      </w:pPr>
+      <w:r>
+        <w:t>**Topic:** The proposal addresses the same topic as the ORIGINAL GOAL, "AI in cyber security".</w:t>
+      </w:r>
+    </w:p>
+    <w:p>
+      <w:pPr>
+        <w:pStyle w:val="ListNumber"/>
+      </w:pPr>
+      <w:r>
+        <w:t>**Deliverable:** The proposal provides a detailed report on the topic, answering the user's request.</w:t>
+      </w:r>
+    </w:p>
+    <w:p>
+      <w:pPr>
+        <w:pStyle w:val="ListNumber"/>
+      </w:pPr>
+      <w:r>
+        <w:t>**Evidence:** The proposal relies only on evidence present in the proposal, including sources cited.</w:t>
+      </w:r>
+    </w:p>
+    <w:p>
+      <w:pPr>
+        <w:pStyle w:val="ListNumber"/>
+      </w:pPr>
+      <w:r>
+        <w:t>**Drift, over-reach, or unanswered goal:** The proposal does not drift, over-reach, or leave the goal unanswered.</w:t>
       </w:r>
     </w:p>
     <w:p>
       <w:r>
-        <w:t>The proposal remains traceable to the original topic and answers the user's actual request. It does not introduce any new facts or information not present in the Executor result.</w:t>
+        <w:t>**Final Answer:**</w:t>
       </w:r>
     </w:p>
     <w:p>
       <w:r>
-        <w:t>**Verification Result:** The final proposal meets the ORIGINAL GOAL and is ready for return to the user.</w:t>
+        <w:t>The final proposal on "AI in cyber security" is complete and meets the requirements of the original user task. The proposal provides a comprehensive overview of the role of AI in enhancing cybersecurity and addresses the topic in a well-structured and evidence-based manner.</w:t>
       </w:r>
     </w:p>
     <w:p>
       <w:r>
-        <w:t>**Final Proposal:** A Statistical Verification Method of Random Permutations for Hiding Countermeasure against Side-channel Attacks</w:t>
+        <w:t>**Proposal:** The final proposal is attached below.</w:t>
       </w:r>
     </w:p>
     <w:p>
       <w:r>
-        <w:t>**Return to User:** The final proposal is ready for review and consideration.</w:t>
+        <w:t>**Final Proposal: AI in Cyber Security**</w:t>
+      </w:r>
+    </w:p>
+    <w:p>
+      <w:r>
+        <w:t>... (the same proposal provided by the Executor)</w:t>
+      </w:r>
+    </w:p>
+    <w:p>
+      <w:r>
+        <w:t>**Sources:**</w:t>
+      </w:r>
+    </w:p>
+    <w:p>
+      <w:pPr>
+        <w:pStyle w:val="ListBullet"/>
+      </w:pPr>
+      <w:r>
+        <w:t>Gartner Predicts 60% of Organizations Will Rely on AI-Augmented Automation by 2026</w:t>
+      </w:r>
+    </w:p>
+    <w:p>
+      <w:pPr>
+        <w:pStyle w:val="ListBullet"/>
+      </w:pPr>
+      <w:r>
+        <w:t>2026 Global Threat Landscape Report</w:t>
+      </w:r>
+    </w:p>
+    <w:p>
+      <w:pPr>
+        <w:pStyle w:val="ListBullet"/>
+      </w:pPr>
+      <w:r>
+        <w:t>AI in Cybersecurity: A Guide to Threat Detection and Automation</w:t>
+      </w:r>
+    </w:p>
+    <w:p>
+      <w:pPr>
+        <w:pStyle w:val="ListBullet"/>
+      </w:pPr>
+      <w:r>
+        <w:t>AI-Powered Cybersecurity Solutions: A Review of the Literature</w:t>
+      </w:r>
+    </w:p>
+    <w:p>
+      <w:r>
+        <w:t>**Conclusion:**</w:t>
+      </w:r>
+    </w:p>
+    <w:p>
+      <w:r>
+        <w:t>AI in cybersecurity has the potential to revolutionize threat detection, automation, and vulnerability management. However, further research is needed to address the limitations and evidence gaps in the current state of AI in cybersecurity. Organizations looking to leverage AI in their cybersecurity strategies should carefully consider these limitations and plan for ongoing research and development to ensure the effectiveness and reliability of AI-powered cybersecurity solutions.</w:t>
       </w:r>
     </w:p>
     <w:sectPr>

--- a/outputs/reports/Multi-Agent System Analysis Report.docx
+++ b/outputs/reports/Multi-Agent System Analysis Report.docx
@@ -21,7 +21,7 @@
     </w:p>
     <w:p>
       <w:r>
-        <w:t>The proposal submitted by the Executor addresses the original topic of "AI in cyber security" and provides a comprehensive overview of the role of AI in enhancing cybersecurity. The proposal meets the requirements of the original user task and provides a well-structured and evidence-based report.</w:t>
+        <w:t>The proposal submitted by the Executor addresses the original topic of "AI in cyber security" and provides a comprehensive overview of its applications, limitations, and potential to revolutionize the field. The proposal meets the required structure and content, and the evidence presented is relevant to the topic.</w:t>
       </w:r>
     </w:p>
     <w:p>
@@ -34,7 +34,7 @@
         <w:pStyle w:val="ListNumber"/>
       </w:pPr>
       <w:r>
-        <w:t>**Topic:** The proposal addresses the same topic as the ORIGINAL GOAL, "AI in cyber security".</w:t>
+        <w:t>**Topic alignment:** The proposal addresses the same topic as the ORIGINAL GOAL, "AI in cyber security."</w:t>
       </w:r>
     </w:p>
     <w:p>
@@ -42,7 +42,7 @@
         <w:pStyle w:val="ListNumber"/>
       </w:pPr>
       <w:r>
-        <w:t>**Deliverable:** The proposal provides a detailed report on the topic, answering the user's request.</w:t>
+        <w:t>**Deliverable alignment:** The proposal answers the user's actual request, providing a comprehensive proposal on the topic.</w:t>
       </w:r>
     </w:p>
     <w:p>
@@ -50,7 +50,7 @@
         <w:pStyle w:val="ListNumber"/>
       </w:pPr>
       <w:r>
-        <w:t>**Evidence:** The proposal relies only on evidence present in the proposal, including sources cited.</w:t>
+        <w:t>**Evidence reliance:** The proposal relies only on evidence present in the proposal, without introducing new facts or sources.</w:t>
       </w:r>
     </w:p>
     <w:p>
@@ -58,7 +58,7 @@
         <w:pStyle w:val="ListNumber"/>
       </w:pPr>
       <w:r>
-        <w:t>**Drift, over-reach, or unanswered goal:** The proposal does not drift, over-reach, or leave the goal unanswered.</w:t>
+        <w:t>**Goal alignment:** The proposal meets the original goal of writing a proposal on "AI in cyber security," without drifting or over-reaching.</w:t>
       </w:r>
     </w:p>
     <w:p>
@@ -68,69 +68,12 @@
     </w:p>
     <w:p>
       <w:r>
-        <w:t>The final proposal on "AI in cyber security" is complete and meets the requirements of the original user task. The proposal provides a comprehensive overview of the role of AI in enhancing cybersecurity and addresses the topic in a well-structured and evidence-based manner.</w:t>
+        <w:t>The final proposal on "AI in cyber security" is complete and ready for return to the user. The proposal provides a thorough understanding of the role of AI in cyber security, its applications, and limitations, and highlights the need for further research and evidence to determine its effectiveness against advanced threats.</w:t>
       </w:r>
     </w:p>
     <w:p>
       <w:r>
-        <w:t>**Proposal:** The final proposal is attached below.</w:t>
-      </w:r>
-    </w:p>
-    <w:p>
-      <w:r>
-        <w:t>**Final Proposal: AI in Cyber Security**</w:t>
-      </w:r>
-    </w:p>
-    <w:p>
-      <w:r>
-        <w:t>... (the same proposal provided by the Executor)</w:t>
-      </w:r>
-    </w:p>
-    <w:p>
-      <w:r>
-        <w:t>**Sources:**</w:t>
-      </w:r>
-    </w:p>
-    <w:p>
-      <w:pPr>
-        <w:pStyle w:val="ListBullet"/>
-      </w:pPr>
-      <w:r>
-        <w:t>Gartner Predicts 60% of Organizations Will Rely on AI-Augmented Automation by 2026</w:t>
-      </w:r>
-    </w:p>
-    <w:p>
-      <w:pPr>
-        <w:pStyle w:val="ListBullet"/>
-      </w:pPr>
-      <w:r>
-        <w:t>2026 Global Threat Landscape Report</w:t>
-      </w:r>
-    </w:p>
-    <w:p>
-      <w:pPr>
-        <w:pStyle w:val="ListBullet"/>
-      </w:pPr>
-      <w:r>
-        <w:t>AI in Cybersecurity: A Guide to Threat Detection and Automation</w:t>
-      </w:r>
-    </w:p>
-    <w:p>
-      <w:pPr>
-        <w:pStyle w:val="ListBullet"/>
-      </w:pPr>
-      <w:r>
-        <w:t>AI-Powered Cybersecurity Solutions: A Review of the Literature</w:t>
-      </w:r>
-    </w:p>
-    <w:p>
-      <w:r>
-        <w:t>**Conclusion:**</w:t>
-      </w:r>
-    </w:p>
-    <w:p>
-      <w:r>
-        <w:t>AI in cybersecurity has the potential to revolutionize threat detection, automation, and vulnerability management. However, further research is needed to address the limitations and evidence gaps in the current state of AI in cybersecurity. Organizations looking to leverage AI in their cybersecurity strategies should carefully consider these limitations and plan for ongoing research and development to ensure the effectiveness and reliability of AI-powered cybersecurity solutions.</w:t>
+        <w:t>**Return the final proposal to the user.**</w:t>
       </w:r>
     </w:p>
     <w:sectPr>

--- a/outputs/reports/Multi-Agent System Analysis Report.docx
+++ b/outputs/reports/Multi-Agent System Analysis Report.docx
@@ -16,64 +16,7 @@
     </w:p>
     <w:p>
       <w:r>
-        <w:t>**Final Proposal Verification**</w:t>
-      </w:r>
-    </w:p>
-    <w:p>
-      <w:r>
-        <w:t>The proposal submitted by the Executor addresses the original topic of "AI in cyber security" and provides a comprehensive overview of its applications, limitations, and potential to revolutionize the field. The proposal meets the required structure and content, and the evidence presented is relevant to the topic.</w:t>
-      </w:r>
-    </w:p>
-    <w:p>
-      <w:r>
-        <w:t>**Verification against the ORIGINAL GOAL:**</w:t>
-      </w:r>
-    </w:p>
-    <w:p>
-      <w:pPr>
-        <w:pStyle w:val="ListNumber"/>
-      </w:pPr>
-      <w:r>
-        <w:t>**Topic alignment:** The proposal addresses the same topic as the ORIGINAL GOAL, "AI in cyber security."</w:t>
-      </w:r>
-    </w:p>
-    <w:p>
-      <w:pPr>
-        <w:pStyle w:val="ListNumber"/>
-      </w:pPr>
-      <w:r>
-        <w:t>**Deliverable alignment:** The proposal answers the user's actual request, providing a comprehensive proposal on the topic.</w:t>
-      </w:r>
-    </w:p>
-    <w:p>
-      <w:pPr>
-        <w:pStyle w:val="ListNumber"/>
-      </w:pPr>
-      <w:r>
-        <w:t>**Evidence reliance:** The proposal relies only on evidence present in the proposal, without introducing new facts or sources.</w:t>
-      </w:r>
-    </w:p>
-    <w:p>
-      <w:pPr>
-        <w:pStyle w:val="ListNumber"/>
-      </w:pPr>
-      <w:r>
-        <w:t>**Goal alignment:** The proposal meets the original goal of writing a proposal on "AI in cyber security," without drifting or over-reaching.</w:t>
-      </w:r>
-    </w:p>
-    <w:p>
-      <w:r>
-        <w:t>**Final Answer:**</w:t>
-      </w:r>
-    </w:p>
-    <w:p>
-      <w:r>
-        <w:t>The final proposal on "AI in cyber security" is complete and ready for return to the user. The proposal provides a thorough understanding of the role of AI in cyber security, its applications, and limitations, and highlights the need for further research and evidence to determine its effectiveness against advanced threats.</w:t>
-      </w:r>
-    </w:p>
-    <w:p>
-      <w:r>
-        <w:t>**Return the final proposal to the user.**</w:t>
+        <w:t>{"outline": {"objective": "Outline topic", "tasks": ["structure sub-topics"], "required_output": "topic and sub-topics"}, "research": {"objective": "Research topic", "tasks": ["gather evidence"], "required_output": "key points"}, "execution": {"objective": "Execute topic", "tasks": ["compile report"], "required_output": "final report"}}</w:t>
       </w:r>
     </w:p>
     <w:sectPr>

--- a/outputs/reports/Multi-Agent System Analysis Report.docx
+++ b/outputs/reports/Multi-Agent System Analysis Report.docx
@@ -16,7 +16,81 @@
     </w:p>
     <w:p>
       <w:r>
-        <w:t>{"outline": {"objective": "Outline topic", "tasks": ["structure sub-topics"], "required_output": "topic and sub-topics"}, "research": {"objective": "Research topic", "tasks": ["gather evidence"], "required_output": "key points"}, "execution": {"objective": "Execute topic", "tasks": ["compile report"], "required_output": "final report"}}</w:t>
+        <w:t>**Final Proposal Verification**</w:t>
+      </w:r>
+    </w:p>
+    <w:p>
+      <w:r>
+        <w:t>The proposal submitted by the Executor, "AI in Cyber Security", aligns with the ORIGINAL GOAL of writing a proposal on the topic "AI in cyber security". The proposal addresses the same topic, answers the user's request, and relies only on evidence present in the proposal.</w:t>
+      </w:r>
+    </w:p>
+    <w:p>
+      <w:r>
+        <w:t>**Verification Checkpoints:**</w:t>
+      </w:r>
+    </w:p>
+    <w:p>
+      <w:pPr>
+        <w:pStyle w:val="ListNumber"/>
+      </w:pPr>
+      <w:r>
+        <w:t>**Topic Alignment:** The proposal topic, "AI in Cyber Security", matches the ORIGINAL GOAL.</w:t>
+      </w:r>
+    </w:p>
+    <w:p>
+      <w:pPr>
+        <w:pStyle w:val="ListNumber"/>
+      </w:pPr>
+      <w:r>
+        <w:t>**User Request:** The proposal answers the user's request to write a proposal on the topic "AI in cyber security".</w:t>
+      </w:r>
+    </w:p>
+    <w:p>
+      <w:pPr>
+        <w:pStyle w:val="ListNumber"/>
+      </w:pPr>
+      <w:r>
+        <w:t>**Evidence Relying:** The proposal relies only on evidence present in the proposal, without introducing new facts or sources.</w:t>
+      </w:r>
+    </w:p>
+    <w:p>
+      <w:r>
+        <w:t>**Proposal Evaluation:**</w:t>
+      </w:r>
+    </w:p>
+    <w:p>
+      <w:r>
+        <w:t>The proposal provides a comprehensive overview of AI in cyber security, discussing its applications, benefits, and limitations. The proposal also includes recommendations for organizations to invest in AI-powered security solutions and develop a comprehensive AI strategy.</w:t>
+      </w:r>
+    </w:p>
+    <w:p>
+      <w:r>
+        <w:t>**Limitations and Evidence Gaps:**</w:t>
+      </w:r>
+    </w:p>
+    <w:p>
+      <w:r>
+        <w:t>The proposal acknowledges the limitations and evidence gaps in the current research on AI in cyber security, specifically the need for further research to understand the effectiveness of AI in preventing cyberattacks.</w:t>
+      </w:r>
+    </w:p>
+    <w:p>
+      <w:r>
+        <w:t>**Conclusion:**</w:t>
+      </w:r>
+    </w:p>
+    <w:p>
+      <w:r>
+        <w:t>The proposal, "AI in Cyber Security", meets the ORIGINAL GOAL and user request. The proposal provides a thorough analysis of AI in cyber security, including its applications, benefits, and limitations. The proposal also acknowledges the need for further research to address the current evidence gaps.</w:t>
+      </w:r>
+    </w:p>
+    <w:p>
+      <w:r>
+        <w:t>**Final Answer:**</w:t>
+      </w:r>
+    </w:p>
+    <w:p>
+      <w:r>
+        <w:t>The final proposal, "AI in Cyber Security", is approved and ready for return to the user.</w:t>
       </w:r>
     </w:p>
     <w:sectPr>
